--- a/week4/Stage_1_Lab_Student_Handout.docx
+++ b/week4/Stage_1_Lab_Student_Handout.docx
@@ -27,7 +27,17 @@
         <w:t>Create and run a simple Python file</w:t>
       </w:r>
       <w:r>
-        <w:t xml:space="preserve"> with basic input,output and processing statements</w:t>
+        <w:t xml:space="preserve"> with basic </w:t>
+      </w:r>
+      <w:proofErr w:type="spellStart"/>
+      <w:proofErr w:type="gramStart"/>
+      <w:r>
+        <w:t>input,output</w:t>
+      </w:r>
+      <w:proofErr w:type="spellEnd"/>
+      <w:proofErr w:type="gramEnd"/>
+      <w:r>
+        <w:t xml:space="preserve"> and processing statements</w:t>
       </w:r>
     </w:p>
     <w:p>
@@ -130,13 +140,43 @@
       <w:r>
         <w:t>What data must be stored?</w:t>
       </w:r>
+      <w:r>
+        <w:br/>
+      </w:r>
+      <w:r>
+        <w:t>P</w:t>
+      </w:r>
+      <w:r>
+        <w:t>atient name, practitioner name, appointment time</w:t>
+      </w:r>
+      <w:r>
+        <w:t>.</w:t>
+      </w:r>
     </w:p>
     <w:p>
       <w:r>
-        <w:t>P</w:t>
-      </w:r>
-      <w:r>
-        <w:t>atient name, practitioner name, appointment time</w:t>
+        <w:t>What functions might be useful?</w:t>
+      </w:r>
+      <w:r>
+        <w:br/>
+      </w:r>
+      <w:r>
+        <w:t>B</w:t>
+      </w:r>
+      <w:r>
+        <w:t>ook</w:t>
+      </w:r>
+      <w:r>
+        <w:t>ing</w:t>
+      </w:r>
+      <w:r>
+        <w:t xml:space="preserve"> appointments, display/list</w:t>
+      </w:r>
+      <w:r>
+        <w:t xml:space="preserve"> of</w:t>
+      </w:r>
+      <w:r>
+        <w:t xml:space="preserve"> appointments</w:t>
       </w:r>
       <w:r>
         <w:t>.</w:t>
@@ -144,354 +184,366 @@
     </w:p>
     <w:p>
       <w:r>
-        <w:t>What functions might be useful?</w:t>
+        <w:t>What could go wrong?</w:t>
+      </w:r>
+      <w:r>
+        <w:br/>
+      </w:r>
+      <w:r>
+        <w:t>D</w:t>
+      </w:r>
+      <w:r>
+        <w:t>uplicate bookings (same practitioner/time), empty/missing name, no persistence (data lost when program closes)</w:t>
+      </w:r>
+      <w:r>
+        <w:t>.</w:t>
       </w:r>
     </w:p>
     <w:p>
       <w:r>
-        <w:t>B</w:t>
-      </w:r>
-      <w:r>
-        <w:t>ook</w:t>
-      </w:r>
-      <w:r>
-        <w:t>ing</w:t>
-      </w:r>
-      <w:r>
-        <w:t xml:space="preserve"> </w:t>
-      </w:r>
-      <w:r>
-        <w:t>appointments</w:t>
-      </w:r>
-      <w:r>
-        <w:t>, display/list</w:t>
-      </w:r>
-      <w:r>
-        <w:t xml:space="preserve"> of</w:t>
-      </w:r>
-      <w:r>
-        <w:t xml:space="preserve"> appointments</w:t>
+        <w:t>What requirements are unclear?</w:t>
+      </w:r>
+      <w:r>
+        <w:br/>
+      </w:r>
+      <w:r>
+        <w:t>W</w:t>
+      </w:r>
+      <w:r>
+        <w:t>hat happens with double-booking, how much validation is expected</w:t>
       </w:r>
       <w:r>
         <w:t>.</w:t>
       </w:r>
     </w:p>
     <w:p>
-      <w:r>
-        <w:t>What could go wrong?</w:t>
+      <w:pPr>
+        <w:pStyle w:val="Heading1"/>
+      </w:pPr>
+      <w:r>
+        <w:t>Part B - Build a Human-Written Prototype: AI OFF</w:t>
       </w:r>
     </w:p>
     <w:p>
-      <w:r>
-        <w:t>D</w:t>
-      </w:r>
-      <w:r>
-        <w:t>uplicate bookings (same practitioner/time), empty/missing name, no persistence (data lost when program closes)</w:t>
-      </w:r>
-      <w:r>
-        <w:t>.</w:t>
+      <w:pPr>
+        <w:rPr>
+          <w:rFonts w:ascii="Arial" w:hAnsi="Arial" w:cs="Arial"/>
+          <w:b/>
+          <w:bCs/>
+        </w:rPr>
+      </w:pPr>
+      <w:r>
+        <w:rPr>
+          <w:rFonts w:ascii="Arial" w:hAnsi="Arial" w:cs="Arial"/>
+          <w:b/>
+          <w:bCs/>
+        </w:rPr>
+        <w:t>#task 1</w:t>
       </w:r>
     </w:p>
     <w:p>
-      <w:r>
-        <w:t>What requirements are unclear?</w:t>
+      <w:pPr>
+        <w:spacing w:after="0"/>
+        <w:rPr>
+          <w:rFonts w:ascii="Arial" w:hAnsi="Arial" w:cs="Arial"/>
+        </w:rPr>
+      </w:pPr>
+      <w:r>
+        <w:rPr>
+          <w:rFonts w:ascii="Arial" w:hAnsi="Arial" w:cs="Arial"/>
+        </w:rPr>
+        <w:t xml:space="preserve"># Create and run a simple Python file with basic </w:t>
+      </w:r>
+      <w:proofErr w:type="spellStart"/>
+      <w:proofErr w:type="gramStart"/>
+      <w:r>
+        <w:rPr>
+          <w:rFonts w:ascii="Arial" w:hAnsi="Arial" w:cs="Arial"/>
+        </w:rPr>
+        <w:t>input,output</w:t>
+      </w:r>
+      <w:proofErr w:type="spellEnd"/>
+      <w:proofErr w:type="gramEnd"/>
+      <w:r>
+        <w:rPr>
+          <w:rFonts w:ascii="Arial" w:hAnsi="Arial" w:cs="Arial"/>
+        </w:rPr>
+        <w:t xml:space="preserve"> statements</w:t>
       </w:r>
     </w:p>
     <w:p>
-      <w:r>
-        <w:t>W</w:t>
-      </w:r>
-      <w:r>
-        <w:t>hat happens with double-booking, how much validation is expected</w:t>
-      </w:r>
-      <w:r>
-        <w:t>.</w:t>
-      </w:r>
+      <w:pPr>
+        <w:spacing w:after="0"/>
+        <w:rPr>
+          <w:rFonts w:ascii="Arial" w:hAnsi="Arial" w:cs="Arial"/>
+        </w:rPr>
+      </w:pPr>
     </w:p>
     <w:p>
       <w:pPr>
-        <w:pStyle w:val="Heading1"/>
-      </w:pPr>
-      <w:r>
-        <w:t>Part B - Build a Human-Written Prototype: AI OFF</w:t>
+        <w:spacing w:after="0"/>
+        <w:rPr>
+          <w:rFonts w:ascii="Arial" w:hAnsi="Arial" w:cs="Arial"/>
+        </w:rPr>
+      </w:pPr>
+      <w:proofErr w:type="gramStart"/>
+      <w:r>
+        <w:rPr>
+          <w:rFonts w:ascii="Arial" w:hAnsi="Arial" w:cs="Arial"/>
+        </w:rPr>
+        <w:lastRenderedPageBreak/>
+        <w:t>print(</w:t>
+      </w:r>
+      <w:proofErr w:type="gramEnd"/>
+      <w:r>
+        <w:rPr>
+          <w:rFonts w:ascii="Arial" w:hAnsi="Arial" w:cs="Arial"/>
+        </w:rPr>
+        <w:t>"Welcome to SmartCare: Community Clinic Appointment Booking System!")</w:t>
       </w:r>
     </w:p>
     <w:p>
       <w:pPr>
-        <w:rPr>
-          <w:b/>
-          <w:bCs/>
-        </w:rPr>
-      </w:pPr>
-      <w:r>
-        <w:rPr>
-          <w:b/>
-          <w:bCs/>
-        </w:rPr>
-        <w:t>#task 1</w:t>
-      </w:r>
+        <w:spacing w:after="0"/>
+        <w:rPr>
+          <w:rFonts w:ascii="Arial" w:hAnsi="Arial" w:cs="Arial"/>
+        </w:rPr>
+      </w:pPr>
     </w:p>
     <w:p>
       <w:pPr>
         <w:spacing w:after="0"/>
         <w:rPr>
-          <w:rFonts w:ascii="Courier New" w:hAnsi="Courier New" w:cs="Courier New"/>
-          <w:b/>
-          <w:bCs/>
-        </w:rPr>
-      </w:pPr>
-      <w:r>
-        <w:rPr>
-          <w:rFonts w:ascii="Courier New" w:hAnsi="Courier New" w:cs="Courier New"/>
-          <w:b/>
-          <w:bCs/>
-        </w:rPr>
-        <w:lastRenderedPageBreak/>
-        <w:t># Create and run a simple Python file with basic input,output statements</w:t>
+          <w:rFonts w:ascii="Arial" w:hAnsi="Arial" w:cs="Arial"/>
+        </w:rPr>
+      </w:pPr>
+      <w:r>
+        <w:rPr>
+          <w:rFonts w:ascii="Arial" w:hAnsi="Arial" w:cs="Arial"/>
+        </w:rPr>
+        <w:t># First Appointment</w:t>
       </w:r>
     </w:p>
     <w:p>
       <w:pPr>
         <w:spacing w:after="0"/>
         <w:rPr>
-          <w:rFonts w:ascii="Courier New" w:hAnsi="Courier New" w:cs="Courier New"/>
-          <w:b/>
-          <w:bCs/>
-        </w:rPr>
-      </w:pPr>
+          <w:rFonts w:ascii="Arial" w:hAnsi="Arial" w:cs="Arial"/>
+        </w:rPr>
+      </w:pPr>
+      <w:r>
+        <w:rPr>
+          <w:rFonts w:ascii="Arial" w:hAnsi="Arial" w:cs="Arial"/>
+        </w:rPr>
+        <w:t>patient1_name = 'Alice Smith'</w:t>
+      </w:r>
     </w:p>
     <w:p>
       <w:pPr>
         <w:spacing w:after="0"/>
         <w:rPr>
-          <w:rFonts w:ascii="Courier New" w:hAnsi="Courier New" w:cs="Courier New"/>
-          <w:b/>
-          <w:bCs/>
-        </w:rPr>
-      </w:pPr>
-      <w:r>
-        <w:rPr>
-          <w:rFonts w:ascii="Courier New" w:hAnsi="Courier New" w:cs="Courier New"/>
-          <w:b/>
-          <w:bCs/>
-        </w:rPr>
-        <w:t xml:space="preserve">print("Welcome to SmartCare: Community Clinic </w:t>
-      </w:r>
-      <w:r>
-        <w:rPr>
-          <w:rFonts w:ascii="Courier New" w:hAnsi="Courier New" w:cs="Courier New"/>
-          <w:b/>
-          <w:bCs/>
-        </w:rPr>
-        <w:t>Appointment Booking</w:t>
-      </w:r>
-      <w:r>
-        <w:rPr>
-          <w:rFonts w:ascii="Courier New" w:hAnsi="Courier New" w:cs="Courier New"/>
-          <w:b/>
-          <w:bCs/>
-        </w:rPr>
-        <w:t xml:space="preserve"> System!")</w:t>
+          <w:rFonts w:ascii="Arial" w:hAnsi="Arial" w:cs="Arial"/>
+        </w:rPr>
+      </w:pPr>
+      <w:r>
+        <w:rPr>
+          <w:rFonts w:ascii="Arial" w:hAnsi="Arial" w:cs="Arial"/>
+        </w:rPr>
+        <w:t>practitioner1_name = 'Dr. John Doe'</w:t>
       </w:r>
     </w:p>
     <w:p>
       <w:pPr>
         <w:spacing w:after="0"/>
         <w:rPr>
-          <w:rFonts w:ascii="Courier New" w:hAnsi="Courier New" w:cs="Courier New"/>
-          <w:b/>
-          <w:bCs/>
-        </w:rPr>
-      </w:pPr>
+          <w:rFonts w:ascii="Arial" w:hAnsi="Arial" w:cs="Arial"/>
+        </w:rPr>
+      </w:pPr>
+      <w:r>
+        <w:rPr>
+          <w:rFonts w:ascii="Arial" w:hAnsi="Arial" w:cs="Arial"/>
+        </w:rPr>
+        <w:t>appointment1_time = '2024-07-20 10:00 AM'</w:t>
+      </w:r>
     </w:p>
     <w:p>
       <w:pPr>
         <w:spacing w:after="0"/>
         <w:rPr>
-          <w:rFonts w:ascii="Courier New" w:hAnsi="Courier New" w:cs="Courier New"/>
-          <w:b/>
-          <w:bCs/>
-        </w:rPr>
-      </w:pPr>
-      <w:r>
-        <w:rPr>
-          <w:rFonts w:ascii="Courier New" w:hAnsi="Courier New" w:cs="Courier New"/>
-          <w:b/>
-          <w:bCs/>
-        </w:rPr>
-        <w:t># First Appointment</w:t>
+          <w:rFonts w:ascii="Arial" w:hAnsi="Arial" w:cs="Arial"/>
+        </w:rPr>
+      </w:pPr>
+      <w:proofErr w:type="gramStart"/>
+      <w:r>
+        <w:rPr>
+          <w:rFonts w:ascii="Arial" w:hAnsi="Arial" w:cs="Arial"/>
+        </w:rPr>
+        <w:t>print(</w:t>
+      </w:r>
+      <w:proofErr w:type="spellStart"/>
+      <w:proofErr w:type="gramEnd"/>
+      <w:r>
+        <w:rPr>
+          <w:rFonts w:ascii="Arial" w:hAnsi="Arial" w:cs="Arial"/>
+        </w:rPr>
+        <w:t>f"</w:t>
+      </w:r>
+      <w:proofErr w:type="gramStart"/>
+      <w:r>
+        <w:rPr>
+          <w:rFonts w:ascii="Arial" w:hAnsi="Arial" w:cs="Arial"/>
+        </w:rPr>
+        <w:t>Patient</w:t>
+      </w:r>
+      <w:proofErr w:type="spellEnd"/>
+      <w:r>
+        <w:rPr>
+          <w:rFonts w:ascii="Arial" w:hAnsi="Arial" w:cs="Arial"/>
+        </w:rPr>
+        <w:t>: {</w:t>
+      </w:r>
+      <w:proofErr w:type="gramEnd"/>
+      <w:r>
+        <w:rPr>
+          <w:rFonts w:ascii="Arial" w:hAnsi="Arial" w:cs="Arial"/>
+        </w:rPr>
+        <w:t>patient1_name} | Practitioner: {practitioner1_name} | Time: {appointment1_</w:t>
+      </w:r>
+      <w:proofErr w:type="gramStart"/>
+      <w:r>
+        <w:rPr>
+          <w:rFonts w:ascii="Arial" w:hAnsi="Arial" w:cs="Arial"/>
+        </w:rPr>
+        <w:t>time}"</w:t>
+      </w:r>
+      <w:proofErr w:type="gramEnd"/>
+      <w:r>
+        <w:rPr>
+          <w:rFonts w:ascii="Arial" w:hAnsi="Arial" w:cs="Arial"/>
+        </w:rPr>
+        <w:t>)</w:t>
       </w:r>
     </w:p>
     <w:p>
       <w:pPr>
         <w:spacing w:after="0"/>
         <w:rPr>
-          <w:rFonts w:ascii="Courier New" w:hAnsi="Courier New" w:cs="Courier New"/>
-          <w:b/>
-          <w:bCs/>
-        </w:rPr>
-      </w:pPr>
-      <w:r>
-        <w:rPr>
-          <w:rFonts w:ascii="Courier New" w:hAnsi="Courier New" w:cs="Courier New"/>
-          <w:b/>
-          <w:bCs/>
-        </w:rPr>
-        <w:t>patient1_name = 'Alice Smith'</w:t>
-      </w:r>
+          <w:rFonts w:ascii="Arial" w:hAnsi="Arial" w:cs="Arial"/>
+        </w:rPr>
+      </w:pPr>
     </w:p>
     <w:p>
       <w:pPr>
         <w:spacing w:after="0"/>
         <w:rPr>
-          <w:rFonts w:ascii="Courier New" w:hAnsi="Courier New" w:cs="Courier New"/>
-          <w:b/>
-          <w:bCs/>
-        </w:rPr>
-      </w:pPr>
-      <w:r>
-        <w:rPr>
-          <w:rFonts w:ascii="Courier New" w:hAnsi="Courier New" w:cs="Courier New"/>
-          <w:b/>
-          <w:bCs/>
-        </w:rPr>
-        <w:t>practitioner1_name = 'Dr. John Doe'</w:t>
+          <w:rFonts w:ascii="Arial" w:hAnsi="Arial" w:cs="Arial"/>
+        </w:rPr>
+      </w:pPr>
+      <w:r>
+        <w:rPr>
+          <w:rFonts w:ascii="Arial" w:hAnsi="Arial" w:cs="Arial"/>
+        </w:rPr>
+        <w:t># Second Appointment</w:t>
       </w:r>
     </w:p>
     <w:p>
       <w:pPr>
         <w:spacing w:after="0"/>
         <w:rPr>
-          <w:rFonts w:ascii="Courier New" w:hAnsi="Courier New" w:cs="Courier New"/>
-          <w:b/>
-          <w:bCs/>
-        </w:rPr>
-      </w:pPr>
-      <w:r>
-        <w:rPr>
-          <w:rFonts w:ascii="Courier New" w:hAnsi="Courier New" w:cs="Courier New"/>
-          <w:b/>
-          <w:bCs/>
-        </w:rPr>
-        <w:t>appointment1_time = '2024-07-20 10:00 AM'</w:t>
+          <w:rFonts w:ascii="Arial" w:hAnsi="Arial" w:cs="Arial"/>
+        </w:rPr>
+      </w:pPr>
+      <w:r>
+        <w:rPr>
+          <w:rFonts w:ascii="Arial" w:hAnsi="Arial" w:cs="Arial"/>
+        </w:rPr>
+        <w:t>patient2_name = 'Bob Johnson'</w:t>
       </w:r>
     </w:p>
     <w:p>
       <w:pPr>
         <w:spacing w:after="0"/>
         <w:rPr>
-          <w:rFonts w:ascii="Courier New" w:hAnsi="Courier New" w:cs="Courier New"/>
-          <w:b/>
-          <w:bCs/>
-        </w:rPr>
-      </w:pPr>
-      <w:r>
-        <w:rPr>
-          <w:rFonts w:ascii="Courier New" w:hAnsi="Courier New" w:cs="Courier New"/>
-          <w:b/>
-          <w:bCs/>
-        </w:rPr>
-        <w:t>print(f"Patient: {patient1_name} | Practitioner: {practitioner1_name} | Time: {appointment1_time}")</w:t>
+          <w:rFonts w:ascii="Arial" w:hAnsi="Arial" w:cs="Arial"/>
+        </w:rPr>
+      </w:pPr>
+      <w:r>
+        <w:rPr>
+          <w:rFonts w:ascii="Arial" w:hAnsi="Arial" w:cs="Arial"/>
+        </w:rPr>
+        <w:t>practitioner2_name = 'Dr. Jane Roe'</w:t>
       </w:r>
     </w:p>
     <w:p>
       <w:pPr>
         <w:spacing w:after="0"/>
         <w:rPr>
-          <w:rFonts w:ascii="Courier New" w:hAnsi="Courier New" w:cs="Courier New"/>
-          <w:b/>
-          <w:bCs/>
-        </w:rPr>
-      </w:pPr>
+          <w:rFonts w:ascii="Arial" w:hAnsi="Arial" w:cs="Arial"/>
+        </w:rPr>
+      </w:pPr>
+      <w:r>
+        <w:rPr>
+          <w:rFonts w:ascii="Arial" w:hAnsi="Arial" w:cs="Arial"/>
+        </w:rPr>
+        <w:t>appointment2_time = '2024-07-20 11:30 AM'</w:t>
+      </w:r>
     </w:p>
     <w:p>
       <w:pPr>
         <w:spacing w:after="0"/>
         <w:rPr>
-          <w:rFonts w:ascii="Courier New" w:hAnsi="Courier New" w:cs="Courier New"/>
-          <w:b/>
-          <w:bCs/>
-        </w:rPr>
-      </w:pPr>
-      <w:r>
-        <w:rPr>
-          <w:rFonts w:ascii="Courier New" w:hAnsi="Courier New" w:cs="Courier New"/>
-          <w:b/>
-          <w:bCs/>
-        </w:rPr>
-        <w:t># Second Appointment</w:t>
-      </w:r>
-    </w:p>
-    <w:p>
-      <w:pPr>
-        <w:spacing w:after="0"/>
-        <w:rPr>
-          <w:rFonts w:ascii="Courier New" w:hAnsi="Courier New" w:cs="Courier New"/>
-          <w:b/>
-          <w:bCs/>
-        </w:rPr>
-      </w:pPr>
-      <w:r>
-        <w:rPr>
-          <w:rFonts w:ascii="Courier New" w:hAnsi="Courier New" w:cs="Courier New"/>
-          <w:b/>
-          <w:bCs/>
-        </w:rPr>
-        <w:t>patient2_name = 'Bob Johnson'</w:t>
-      </w:r>
-    </w:p>
-    <w:p>
-      <w:pPr>
-        <w:spacing w:after="0"/>
-        <w:rPr>
-          <w:rFonts w:ascii="Courier New" w:hAnsi="Courier New" w:cs="Courier New"/>
-          <w:b/>
-          <w:bCs/>
-        </w:rPr>
-      </w:pPr>
-      <w:r>
-        <w:rPr>
-          <w:rFonts w:ascii="Courier New" w:hAnsi="Courier New" w:cs="Courier New"/>
-          <w:b/>
-          <w:bCs/>
-        </w:rPr>
-        <w:t>practitioner2_name = 'Dr. Jane Roe'</w:t>
-      </w:r>
-    </w:p>
-    <w:p>
-      <w:pPr>
-        <w:spacing w:after="0"/>
-        <w:rPr>
-          <w:rFonts w:ascii="Courier New" w:hAnsi="Courier New" w:cs="Courier New"/>
-          <w:b/>
-          <w:bCs/>
-        </w:rPr>
-      </w:pPr>
-      <w:r>
-        <w:rPr>
-          <w:rFonts w:ascii="Courier New" w:hAnsi="Courier New" w:cs="Courier New"/>
-          <w:b/>
-          <w:bCs/>
-        </w:rPr>
-        <w:t>appointment2_time = '2024-07-20 11:30 AM'</w:t>
-      </w:r>
-    </w:p>
-    <w:p>
-      <w:pPr>
-        <w:spacing w:after="0"/>
-        <w:rPr>
-          <w:rFonts w:ascii="Courier New" w:hAnsi="Courier New" w:cs="Courier New"/>
-          <w:b/>
-          <w:bCs/>
-        </w:rPr>
-      </w:pPr>
-      <w:r>
-        <w:rPr>
-          <w:rFonts w:ascii="Courier New" w:hAnsi="Courier New" w:cs="Courier New"/>
-          <w:b/>
-          <w:bCs/>
-        </w:rPr>
-        <w:t>print(f"Patient: {patient2_name} | Practitioner: {practitioner2_name} | Time: {appointment2_time}")</w:t>
+          <w:rFonts w:ascii="Arial" w:hAnsi="Arial" w:cs="Arial"/>
+        </w:rPr>
+      </w:pPr>
+      <w:proofErr w:type="gramStart"/>
+      <w:r>
+        <w:rPr>
+          <w:rFonts w:ascii="Arial" w:hAnsi="Arial" w:cs="Arial"/>
+        </w:rPr>
+        <w:t>print(</w:t>
+      </w:r>
+      <w:proofErr w:type="spellStart"/>
+      <w:proofErr w:type="gramEnd"/>
+      <w:r>
+        <w:rPr>
+          <w:rFonts w:ascii="Arial" w:hAnsi="Arial" w:cs="Arial"/>
+        </w:rPr>
+        <w:t>f"</w:t>
+      </w:r>
+      <w:proofErr w:type="gramStart"/>
+      <w:r>
+        <w:rPr>
+          <w:rFonts w:ascii="Arial" w:hAnsi="Arial" w:cs="Arial"/>
+        </w:rPr>
+        <w:t>Patient</w:t>
+      </w:r>
+      <w:proofErr w:type="spellEnd"/>
+      <w:r>
+        <w:rPr>
+          <w:rFonts w:ascii="Arial" w:hAnsi="Arial" w:cs="Arial"/>
+        </w:rPr>
+        <w:t>: {</w:t>
+      </w:r>
+      <w:proofErr w:type="gramEnd"/>
+      <w:r>
+        <w:rPr>
+          <w:rFonts w:ascii="Arial" w:hAnsi="Arial" w:cs="Arial"/>
+        </w:rPr>
+        <w:t>patient2_name} | Practitioner: {practitioner2_name} | Time: {appointment2_</w:t>
+      </w:r>
+      <w:proofErr w:type="gramStart"/>
+      <w:r>
+        <w:rPr>
+          <w:rFonts w:ascii="Arial" w:hAnsi="Arial" w:cs="Arial"/>
+        </w:rPr>
+        <w:t>time}"</w:t>
+      </w:r>
+      <w:proofErr w:type="gramEnd"/>
+      <w:r>
+        <w:rPr>
+          <w:rFonts w:ascii="Arial" w:hAnsi="Arial" w:cs="Arial"/>
+        </w:rPr>
+        <w:t>)</w:t>
       </w:r>
     </w:p>
     <w:p>
@@ -499,505 +551,776 @@
         <w:pBdr>
           <w:bottom w:val="dotted" w:sz="24" w:space="1" w:color="auto"/>
         </w:pBdr>
-      </w:pPr>
+        <w:rPr>
+          <w:rFonts w:ascii="Arial" w:hAnsi="Arial" w:cs="Arial"/>
+        </w:rPr>
+      </w:pPr>
+    </w:p>
+    <w:p>
+      <w:pPr>
+        <w:rPr>
+          <w:rFonts w:ascii="Arial" w:hAnsi="Arial" w:cs="Arial"/>
+        </w:rPr>
+      </w:pPr>
+    </w:p>
+    <w:p>
+      <w:pPr>
+        <w:spacing w:after="0"/>
+        <w:rPr>
+          <w:rFonts w:ascii="Arial" w:hAnsi="Arial" w:cs="Arial"/>
+          <w:color w:val="C00000"/>
+        </w:rPr>
+      </w:pPr>
+      <w:r>
+        <w:rPr>
+          <w:rFonts w:ascii="Arial" w:hAnsi="Arial" w:cs="Arial"/>
+          <w:color w:val="C00000"/>
+        </w:rPr>
+        <w:t>#task1enhanced</w:t>
+      </w:r>
+    </w:p>
+    <w:p>
+      <w:pPr>
+        <w:spacing w:after="0"/>
+        <w:rPr>
+          <w:rFonts w:ascii="Arial" w:hAnsi="Arial" w:cs="Arial"/>
+          <w:lang w:val="en-AU"/>
+        </w:rPr>
+      </w:pPr>
+      <w:r>
+        <w:rPr>
+          <w:rFonts w:ascii="Arial" w:hAnsi="Arial" w:cs="Arial"/>
+          <w:lang w:val="en-AU"/>
+        </w:rPr>
+        <w:t># Use lists, dictionaries and functions to enhance the Python file</w:t>
+      </w:r>
+    </w:p>
+    <w:p>
+      <w:pPr>
+        <w:spacing w:after="0"/>
+        <w:rPr>
+          <w:rFonts w:ascii="Arial" w:hAnsi="Arial" w:cs="Arial"/>
+          <w:lang w:val="en-AU"/>
+        </w:rPr>
+      </w:pPr>
+    </w:p>
+    <w:p>
+      <w:pPr>
+        <w:spacing w:after="0"/>
+        <w:rPr>
+          <w:rFonts w:ascii="Arial" w:hAnsi="Arial" w:cs="Arial"/>
+          <w:lang w:val="en-AU"/>
+        </w:rPr>
+      </w:pPr>
+      <w:r>
+        <w:rPr>
+          <w:rFonts w:ascii="Arial" w:hAnsi="Arial" w:cs="Arial"/>
+          <w:lang w:val="en-AU"/>
+        </w:rPr>
+        <w:t>appointments = []</w:t>
+      </w:r>
+    </w:p>
+    <w:p>
+      <w:pPr>
+        <w:spacing w:after="0"/>
+        <w:rPr>
+          <w:rFonts w:ascii="Arial" w:hAnsi="Arial" w:cs="Arial"/>
+          <w:lang w:val="en-AU"/>
+        </w:rPr>
+      </w:pPr>
+    </w:p>
+    <w:p>
+      <w:pPr>
+        <w:spacing w:after="0"/>
+        <w:rPr>
+          <w:rFonts w:ascii="Arial" w:hAnsi="Arial" w:cs="Arial"/>
+          <w:lang w:val="en-AU"/>
+        </w:rPr>
+      </w:pPr>
+      <w:r>
+        <w:rPr>
+          <w:rFonts w:ascii="Arial" w:hAnsi="Arial" w:cs="Arial"/>
+          <w:lang w:val="en-AU"/>
+        </w:rPr>
+        <w:t xml:space="preserve">def </w:t>
+      </w:r>
+      <w:proofErr w:type="spellStart"/>
+      <w:r>
+        <w:rPr>
+          <w:rFonts w:ascii="Arial" w:hAnsi="Arial" w:cs="Arial"/>
+          <w:lang w:val="en-AU"/>
+        </w:rPr>
+        <w:t>book_</w:t>
+      </w:r>
+      <w:proofErr w:type="gramStart"/>
+      <w:r>
+        <w:rPr>
+          <w:rFonts w:ascii="Arial" w:hAnsi="Arial" w:cs="Arial"/>
+          <w:lang w:val="en-AU"/>
+        </w:rPr>
+        <w:t>appointment</w:t>
+      </w:r>
+      <w:proofErr w:type="spellEnd"/>
+      <w:r>
+        <w:rPr>
+          <w:rFonts w:ascii="Arial" w:hAnsi="Arial" w:cs="Arial"/>
+          <w:lang w:val="en-AU"/>
+        </w:rPr>
+        <w:t>(</w:t>
+      </w:r>
+      <w:proofErr w:type="spellStart"/>
+      <w:proofErr w:type="gramEnd"/>
+      <w:r>
+        <w:rPr>
+          <w:rFonts w:ascii="Arial" w:hAnsi="Arial" w:cs="Arial"/>
+          <w:lang w:val="en-AU"/>
+        </w:rPr>
+        <w:t>patient_name</w:t>
+      </w:r>
+      <w:proofErr w:type="spellEnd"/>
+      <w:r>
+        <w:rPr>
+          <w:rFonts w:ascii="Arial" w:hAnsi="Arial" w:cs="Arial"/>
+          <w:lang w:val="en-AU"/>
+        </w:rPr>
+        <w:t xml:space="preserve">, </w:t>
+      </w:r>
+      <w:proofErr w:type="spellStart"/>
+      <w:r>
+        <w:rPr>
+          <w:rFonts w:ascii="Arial" w:hAnsi="Arial" w:cs="Arial"/>
+          <w:lang w:val="en-AU"/>
+        </w:rPr>
+        <w:t>practitioner_name</w:t>
+      </w:r>
+      <w:proofErr w:type="spellEnd"/>
+      <w:r>
+        <w:rPr>
+          <w:rFonts w:ascii="Arial" w:hAnsi="Arial" w:cs="Arial"/>
+          <w:lang w:val="en-AU"/>
+        </w:rPr>
+        <w:t xml:space="preserve">, </w:t>
+      </w:r>
+      <w:proofErr w:type="spellStart"/>
+      <w:r>
+        <w:rPr>
+          <w:rFonts w:ascii="Arial" w:hAnsi="Arial" w:cs="Arial"/>
+          <w:lang w:val="en-AU"/>
+        </w:rPr>
+        <w:t>appointment_time</w:t>
+      </w:r>
+      <w:proofErr w:type="spellEnd"/>
+      <w:r>
+        <w:rPr>
+          <w:rFonts w:ascii="Arial" w:hAnsi="Arial" w:cs="Arial"/>
+          <w:lang w:val="en-AU"/>
+        </w:rPr>
+        <w:t>):</w:t>
+      </w:r>
+    </w:p>
+    <w:p>
+      <w:pPr>
+        <w:spacing w:after="0"/>
+        <w:rPr>
+          <w:rFonts w:ascii="Arial" w:hAnsi="Arial" w:cs="Arial"/>
+          <w:lang w:val="en-AU"/>
+        </w:rPr>
+      </w:pPr>
+      <w:r>
+        <w:rPr>
+          <w:rFonts w:ascii="Arial" w:hAnsi="Arial" w:cs="Arial"/>
+          <w:lang w:val="en-AU"/>
+        </w:rPr>
+        <w:t xml:space="preserve">    if not </w:t>
+      </w:r>
+      <w:proofErr w:type="spellStart"/>
+      <w:r>
+        <w:rPr>
+          <w:rFonts w:ascii="Arial" w:hAnsi="Arial" w:cs="Arial"/>
+          <w:lang w:val="en-AU"/>
+        </w:rPr>
+        <w:t>patient_name</w:t>
+      </w:r>
+      <w:proofErr w:type="spellEnd"/>
+      <w:r>
+        <w:rPr>
+          <w:rFonts w:ascii="Arial" w:hAnsi="Arial" w:cs="Arial"/>
+          <w:lang w:val="en-AU"/>
+        </w:rPr>
+        <w:t>:</w:t>
+      </w:r>
+    </w:p>
+    <w:p>
+      <w:pPr>
+        <w:spacing w:after="0"/>
+        <w:rPr>
+          <w:rFonts w:ascii="Arial" w:hAnsi="Arial" w:cs="Arial"/>
+          <w:lang w:val="en-AU"/>
+        </w:rPr>
+      </w:pPr>
+      <w:r>
+        <w:rPr>
+          <w:rFonts w:ascii="Arial" w:hAnsi="Arial" w:cs="Arial"/>
+          <w:lang w:val="en-AU"/>
+        </w:rPr>
+        <w:t xml:space="preserve">        raise </w:t>
+      </w:r>
+      <w:proofErr w:type="spellStart"/>
+      <w:proofErr w:type="gramStart"/>
+      <w:r>
+        <w:rPr>
+          <w:rFonts w:ascii="Arial" w:hAnsi="Arial" w:cs="Arial"/>
+          <w:lang w:val="en-AU"/>
+        </w:rPr>
+        <w:t>ValueError</w:t>
+      </w:r>
+      <w:proofErr w:type="spellEnd"/>
+      <w:r>
+        <w:rPr>
+          <w:rFonts w:ascii="Arial" w:hAnsi="Arial" w:cs="Arial"/>
+          <w:lang w:val="en-AU"/>
+        </w:rPr>
+        <w:t>(</w:t>
+      </w:r>
+      <w:proofErr w:type="gramEnd"/>
+      <w:r>
+        <w:rPr>
+          <w:rFonts w:ascii="Arial" w:hAnsi="Arial" w:cs="Arial"/>
+          <w:lang w:val="en-AU"/>
+        </w:rPr>
+        <w:t>"Patient name cannot be empty")</w:t>
+      </w:r>
+    </w:p>
+    <w:p>
+      <w:pPr>
+        <w:spacing w:after="0"/>
+        <w:rPr>
+          <w:rFonts w:ascii="Arial" w:hAnsi="Arial" w:cs="Arial"/>
+          <w:lang w:val="en-AU"/>
+        </w:rPr>
+      </w:pPr>
+      <w:r>
+        <w:rPr>
+          <w:rFonts w:ascii="Arial" w:hAnsi="Arial" w:cs="Arial"/>
+          <w:lang w:val="en-AU"/>
+        </w:rPr>
+        <w:t>    appointment = {</w:t>
+      </w:r>
+    </w:p>
+    <w:p>
+      <w:pPr>
+        <w:spacing w:after="0"/>
+        <w:rPr>
+          <w:rFonts w:ascii="Arial" w:hAnsi="Arial" w:cs="Arial"/>
+          <w:lang w:val="en-AU"/>
+        </w:rPr>
+      </w:pPr>
+      <w:r>
+        <w:rPr>
+          <w:rFonts w:ascii="Arial" w:hAnsi="Arial" w:cs="Arial"/>
+          <w:lang w:val="en-AU"/>
+        </w:rPr>
+        <w:t xml:space="preserve">        "patient": </w:t>
+      </w:r>
+      <w:proofErr w:type="spellStart"/>
+      <w:r>
+        <w:rPr>
+          <w:rFonts w:ascii="Arial" w:hAnsi="Arial" w:cs="Arial"/>
+          <w:lang w:val="en-AU"/>
+        </w:rPr>
+        <w:t>patient_name</w:t>
+      </w:r>
+      <w:proofErr w:type="spellEnd"/>
+      <w:r>
+        <w:rPr>
+          <w:rFonts w:ascii="Arial" w:hAnsi="Arial" w:cs="Arial"/>
+          <w:lang w:val="en-AU"/>
+        </w:rPr>
+        <w:t>,</w:t>
+      </w:r>
+    </w:p>
+    <w:p>
+      <w:pPr>
+        <w:spacing w:after="0"/>
+        <w:rPr>
+          <w:rFonts w:ascii="Arial" w:hAnsi="Arial" w:cs="Arial"/>
+          <w:lang w:val="en-AU"/>
+        </w:rPr>
+      </w:pPr>
+      <w:r>
+        <w:rPr>
+          <w:rFonts w:ascii="Arial" w:hAnsi="Arial" w:cs="Arial"/>
+          <w:lang w:val="en-AU"/>
+        </w:rPr>
+        <w:t xml:space="preserve">        "practitioner": </w:t>
+      </w:r>
+      <w:proofErr w:type="spellStart"/>
+      <w:r>
+        <w:rPr>
+          <w:rFonts w:ascii="Arial" w:hAnsi="Arial" w:cs="Arial"/>
+          <w:lang w:val="en-AU"/>
+        </w:rPr>
+        <w:t>practitioner_name</w:t>
+      </w:r>
+      <w:proofErr w:type="spellEnd"/>
+      <w:r>
+        <w:rPr>
+          <w:rFonts w:ascii="Arial" w:hAnsi="Arial" w:cs="Arial"/>
+          <w:lang w:val="en-AU"/>
+        </w:rPr>
+        <w:t>,</w:t>
+      </w:r>
+    </w:p>
+    <w:p>
+      <w:pPr>
+        <w:spacing w:after="0"/>
+        <w:rPr>
+          <w:rFonts w:ascii="Arial" w:hAnsi="Arial" w:cs="Arial"/>
+          <w:lang w:val="en-AU"/>
+        </w:rPr>
+      </w:pPr>
+      <w:r>
+        <w:rPr>
+          <w:rFonts w:ascii="Arial" w:hAnsi="Arial" w:cs="Arial"/>
+          <w:lang w:val="en-AU"/>
+        </w:rPr>
+        <w:t xml:space="preserve">        "time": </w:t>
+      </w:r>
+      <w:proofErr w:type="spellStart"/>
+      <w:r>
+        <w:rPr>
+          <w:rFonts w:ascii="Arial" w:hAnsi="Arial" w:cs="Arial"/>
+          <w:lang w:val="en-AU"/>
+        </w:rPr>
+        <w:t>appointment_time</w:t>
+      </w:r>
+      <w:proofErr w:type="spellEnd"/>
+    </w:p>
+    <w:p>
+      <w:pPr>
+        <w:spacing w:after="0"/>
+        <w:rPr>
+          <w:rFonts w:ascii="Arial" w:hAnsi="Arial" w:cs="Arial"/>
+          <w:lang w:val="en-AU"/>
+        </w:rPr>
+      </w:pPr>
+      <w:r>
+        <w:rPr>
+          <w:rFonts w:ascii="Arial" w:hAnsi="Arial" w:cs="Arial"/>
+          <w:lang w:val="en-AU"/>
+        </w:rPr>
+        <w:t>    }</w:t>
+      </w:r>
+    </w:p>
+    <w:p>
+      <w:pPr>
+        <w:spacing w:after="0"/>
+        <w:rPr>
+          <w:rFonts w:ascii="Arial" w:hAnsi="Arial" w:cs="Arial"/>
+          <w:lang w:val="en-AU"/>
+        </w:rPr>
+      </w:pPr>
+      <w:r>
+        <w:rPr>
+          <w:rFonts w:ascii="Arial" w:hAnsi="Arial" w:cs="Arial"/>
+          <w:lang w:val="en-AU"/>
+        </w:rPr>
+        <w:t xml:space="preserve">    </w:t>
+      </w:r>
+      <w:proofErr w:type="spellStart"/>
+      <w:proofErr w:type="gramStart"/>
+      <w:r>
+        <w:rPr>
+          <w:rFonts w:ascii="Arial" w:hAnsi="Arial" w:cs="Arial"/>
+          <w:lang w:val="en-AU"/>
+        </w:rPr>
+        <w:t>appointments.append</w:t>
+      </w:r>
+      <w:proofErr w:type="spellEnd"/>
+      <w:proofErr w:type="gramEnd"/>
+      <w:r>
+        <w:rPr>
+          <w:rFonts w:ascii="Arial" w:hAnsi="Arial" w:cs="Arial"/>
+          <w:lang w:val="en-AU"/>
+        </w:rPr>
+        <w:t>(appointment)</w:t>
+      </w:r>
+    </w:p>
+    <w:p>
+      <w:pPr>
+        <w:spacing w:after="0"/>
+        <w:rPr>
+          <w:rFonts w:ascii="Arial" w:hAnsi="Arial" w:cs="Arial"/>
+          <w:lang w:val="en-AU"/>
+        </w:rPr>
+      </w:pPr>
+    </w:p>
+    <w:p>
+      <w:pPr>
+        <w:spacing w:after="0"/>
+        <w:rPr>
+          <w:rFonts w:ascii="Arial" w:hAnsi="Arial" w:cs="Arial"/>
+          <w:lang w:val="en-AU"/>
+        </w:rPr>
+      </w:pPr>
+      <w:r>
+        <w:rPr>
+          <w:rFonts w:ascii="Arial" w:hAnsi="Arial" w:cs="Arial"/>
+          <w:lang w:val="en-AU"/>
+        </w:rPr>
+        <w:t xml:space="preserve">def </w:t>
+      </w:r>
+      <w:proofErr w:type="spellStart"/>
+      <w:r>
+        <w:rPr>
+          <w:rFonts w:ascii="Arial" w:hAnsi="Arial" w:cs="Arial"/>
+          <w:lang w:val="en-AU"/>
+        </w:rPr>
+        <w:t>display_</w:t>
+      </w:r>
+      <w:proofErr w:type="gramStart"/>
+      <w:r>
+        <w:rPr>
+          <w:rFonts w:ascii="Arial" w:hAnsi="Arial" w:cs="Arial"/>
+          <w:lang w:val="en-AU"/>
+        </w:rPr>
+        <w:t>appointments</w:t>
+      </w:r>
+      <w:proofErr w:type="spellEnd"/>
+      <w:r>
+        <w:rPr>
+          <w:rFonts w:ascii="Arial" w:hAnsi="Arial" w:cs="Arial"/>
+          <w:lang w:val="en-AU"/>
+        </w:rPr>
+        <w:t>(</w:t>
+      </w:r>
+      <w:proofErr w:type="gramEnd"/>
+      <w:r>
+        <w:rPr>
+          <w:rFonts w:ascii="Arial" w:hAnsi="Arial" w:cs="Arial"/>
+          <w:lang w:val="en-AU"/>
+        </w:rPr>
+        <w:t>):</w:t>
+      </w:r>
+    </w:p>
+    <w:p>
+      <w:pPr>
+        <w:spacing w:after="0"/>
+        <w:rPr>
+          <w:rFonts w:ascii="Arial" w:hAnsi="Arial" w:cs="Arial"/>
+          <w:lang w:val="en-AU"/>
+        </w:rPr>
+      </w:pPr>
+      <w:r>
+        <w:rPr>
+          <w:rFonts w:ascii="Arial" w:hAnsi="Arial" w:cs="Arial"/>
+          <w:lang w:val="en-AU"/>
+        </w:rPr>
+        <w:t>    if not appointments:</w:t>
+      </w:r>
+    </w:p>
+    <w:p>
+      <w:pPr>
+        <w:spacing w:after="0"/>
+        <w:rPr>
+          <w:rFonts w:ascii="Arial" w:hAnsi="Arial" w:cs="Arial"/>
+          <w:lang w:val="en-AU"/>
+        </w:rPr>
+      </w:pPr>
+      <w:r>
+        <w:rPr>
+          <w:rFonts w:ascii="Arial" w:hAnsi="Arial" w:cs="Arial"/>
+          <w:lang w:val="en-AU"/>
+        </w:rPr>
+        <w:t xml:space="preserve">        </w:t>
+      </w:r>
+      <w:proofErr w:type="gramStart"/>
+      <w:r>
+        <w:rPr>
+          <w:rFonts w:ascii="Arial" w:hAnsi="Arial" w:cs="Arial"/>
+          <w:lang w:val="en-AU"/>
+        </w:rPr>
+        <w:t>print(</w:t>
+      </w:r>
+      <w:proofErr w:type="gramEnd"/>
+      <w:r>
+        <w:rPr>
+          <w:rFonts w:ascii="Arial" w:hAnsi="Arial" w:cs="Arial"/>
+          <w:lang w:val="en-AU"/>
+        </w:rPr>
+        <w:t>"No appointments recorded.")</w:t>
+      </w:r>
+    </w:p>
+    <w:p>
+      <w:pPr>
+        <w:spacing w:after="0"/>
+        <w:rPr>
+          <w:rFonts w:ascii="Arial" w:hAnsi="Arial" w:cs="Arial"/>
+          <w:lang w:val="en-AU"/>
+        </w:rPr>
+      </w:pPr>
+      <w:r>
+        <w:rPr>
+          <w:rFonts w:ascii="Arial" w:hAnsi="Arial" w:cs="Arial"/>
+          <w:lang w:val="en-AU"/>
+        </w:rPr>
+        <w:t>        return</w:t>
+      </w:r>
+    </w:p>
+    <w:p>
+      <w:pPr>
+        <w:spacing w:after="0"/>
+        <w:rPr>
+          <w:rFonts w:ascii="Arial" w:hAnsi="Arial" w:cs="Arial"/>
+          <w:lang w:val="en-AU"/>
+        </w:rPr>
+      </w:pPr>
+      <w:r>
+        <w:rPr>
+          <w:rFonts w:ascii="Arial" w:hAnsi="Arial" w:cs="Arial"/>
+          <w:lang w:val="en-AU"/>
+        </w:rPr>
+        <w:t>    for appointment in appointments:</w:t>
+      </w:r>
+    </w:p>
+    <w:p>
+      <w:pPr>
+        <w:spacing w:after="0"/>
+        <w:rPr>
+          <w:rFonts w:ascii="Arial" w:hAnsi="Arial" w:cs="Arial"/>
+          <w:lang w:val="en-AU"/>
+        </w:rPr>
+      </w:pPr>
+      <w:r>
+        <w:rPr>
+          <w:rFonts w:ascii="Arial" w:hAnsi="Arial" w:cs="Arial"/>
+          <w:lang w:val="en-AU"/>
+        </w:rPr>
+        <w:t xml:space="preserve">        </w:t>
+      </w:r>
+      <w:proofErr w:type="gramStart"/>
+      <w:r>
+        <w:rPr>
+          <w:rFonts w:ascii="Arial" w:hAnsi="Arial" w:cs="Arial"/>
+          <w:lang w:val="en-AU"/>
+        </w:rPr>
+        <w:t>print(</w:t>
+      </w:r>
+      <w:proofErr w:type="spellStart"/>
+      <w:proofErr w:type="gramEnd"/>
+      <w:r>
+        <w:rPr>
+          <w:rFonts w:ascii="Arial" w:hAnsi="Arial" w:cs="Arial"/>
+          <w:lang w:val="en-AU"/>
+        </w:rPr>
+        <w:t>f"Patient</w:t>
+      </w:r>
+      <w:proofErr w:type="spellEnd"/>
+      <w:r>
+        <w:rPr>
+          <w:rFonts w:ascii="Arial" w:hAnsi="Arial" w:cs="Arial"/>
+          <w:lang w:val="en-AU"/>
+        </w:rPr>
+        <w:t>: {appointment['patient']} | Practitioner: {appointment['practitioner']} | Time: {appointment['time']}")</w:t>
+      </w:r>
+    </w:p>
+    <w:p>
+      <w:pPr>
+        <w:spacing w:after="0"/>
+        <w:rPr>
+          <w:rFonts w:ascii="Arial" w:hAnsi="Arial" w:cs="Arial"/>
+          <w:lang w:val="en-AU"/>
+        </w:rPr>
+      </w:pPr>
+    </w:p>
+    <w:p>
+      <w:pPr>
+        <w:spacing w:after="0"/>
+        <w:rPr>
+          <w:rFonts w:ascii="Arial" w:hAnsi="Arial" w:cs="Arial"/>
+          <w:lang w:val="en-AU"/>
+        </w:rPr>
+      </w:pPr>
+      <w:proofErr w:type="gramStart"/>
+      <w:r>
+        <w:rPr>
+          <w:rFonts w:ascii="Arial" w:hAnsi="Arial" w:cs="Arial"/>
+          <w:lang w:val="en-AU"/>
+        </w:rPr>
+        <w:t>print(</w:t>
+      </w:r>
+      <w:proofErr w:type="gramEnd"/>
+      <w:r>
+        <w:rPr>
+          <w:rFonts w:ascii="Arial" w:hAnsi="Arial" w:cs="Arial"/>
+          <w:lang w:val="en-AU"/>
+        </w:rPr>
+        <w:t>"Welcome to SmartCare: The Clinical Appointment Booking System!")</w:t>
+      </w:r>
+    </w:p>
+    <w:p>
+      <w:pPr>
+        <w:spacing w:after="0"/>
+        <w:rPr>
+          <w:rFonts w:ascii="Arial" w:hAnsi="Arial" w:cs="Arial"/>
+          <w:lang w:val="en-AU"/>
+        </w:rPr>
+      </w:pPr>
+      <w:proofErr w:type="spellStart"/>
+      <w:r>
+        <w:rPr>
+          <w:rFonts w:ascii="Arial" w:hAnsi="Arial" w:cs="Arial"/>
+          <w:lang w:val="en-AU"/>
+        </w:rPr>
+        <w:t>book_</w:t>
+      </w:r>
+      <w:proofErr w:type="gramStart"/>
+      <w:r>
+        <w:rPr>
+          <w:rFonts w:ascii="Arial" w:hAnsi="Arial" w:cs="Arial"/>
+          <w:lang w:val="en-AU"/>
+        </w:rPr>
+        <w:t>appointment</w:t>
+      </w:r>
+      <w:proofErr w:type="spellEnd"/>
+      <w:r>
+        <w:rPr>
+          <w:rFonts w:ascii="Arial" w:hAnsi="Arial" w:cs="Arial"/>
+          <w:lang w:val="en-AU"/>
+        </w:rPr>
+        <w:t>(</w:t>
+      </w:r>
+      <w:proofErr w:type="gramEnd"/>
+      <w:r>
+        <w:rPr>
+          <w:rFonts w:ascii="Arial" w:hAnsi="Arial" w:cs="Arial"/>
+          <w:lang w:val="en-AU"/>
+        </w:rPr>
+        <w:t>'Alice Smith', 'Dr. John Doe', '2024-07-20 10:00 AM')</w:t>
+      </w:r>
+    </w:p>
+    <w:p>
+      <w:pPr>
+        <w:spacing w:after="0"/>
+        <w:rPr>
+          <w:rFonts w:ascii="Arial" w:hAnsi="Arial" w:cs="Arial"/>
+          <w:lang w:val="en-AU"/>
+        </w:rPr>
+      </w:pPr>
+      <w:proofErr w:type="spellStart"/>
+      <w:r>
+        <w:rPr>
+          <w:rFonts w:ascii="Arial" w:hAnsi="Arial" w:cs="Arial"/>
+          <w:lang w:val="en-AU"/>
+        </w:rPr>
+        <w:t>book_</w:t>
+      </w:r>
+      <w:proofErr w:type="gramStart"/>
+      <w:r>
+        <w:rPr>
+          <w:rFonts w:ascii="Arial" w:hAnsi="Arial" w:cs="Arial"/>
+          <w:lang w:val="en-AU"/>
+        </w:rPr>
+        <w:t>appointment</w:t>
+      </w:r>
+      <w:proofErr w:type="spellEnd"/>
+      <w:r>
+        <w:rPr>
+          <w:rFonts w:ascii="Arial" w:hAnsi="Arial" w:cs="Arial"/>
+          <w:lang w:val="en-AU"/>
+        </w:rPr>
+        <w:t>(</w:t>
+      </w:r>
+      <w:proofErr w:type="gramEnd"/>
+      <w:r>
+        <w:rPr>
+          <w:rFonts w:ascii="Arial" w:hAnsi="Arial" w:cs="Arial"/>
+          <w:lang w:val="en-AU"/>
+        </w:rPr>
+        <w:t>'Bob Johnson', 'Dr. Jane Roe', '2024-07-20 11:30 AM')</w:t>
+      </w:r>
+    </w:p>
+    <w:p>
+      <w:pPr>
+        <w:spacing w:after="0"/>
+        <w:rPr>
+          <w:rFonts w:ascii="Arial" w:hAnsi="Arial" w:cs="Arial"/>
+          <w:lang w:val="en-AU"/>
+        </w:rPr>
+      </w:pPr>
+      <w:proofErr w:type="spellStart"/>
+      <w:r>
+        <w:rPr>
+          <w:rFonts w:ascii="Arial" w:hAnsi="Arial" w:cs="Arial"/>
+          <w:lang w:val="en-AU"/>
+        </w:rPr>
+        <w:t>display_</w:t>
+      </w:r>
+      <w:proofErr w:type="gramStart"/>
+      <w:r>
+        <w:rPr>
+          <w:rFonts w:ascii="Arial" w:hAnsi="Arial" w:cs="Arial"/>
+          <w:lang w:val="en-AU"/>
+        </w:rPr>
+        <w:t>appointments</w:t>
+      </w:r>
+      <w:proofErr w:type="spellEnd"/>
+      <w:r>
+        <w:rPr>
+          <w:rFonts w:ascii="Arial" w:hAnsi="Arial" w:cs="Arial"/>
+          <w:lang w:val="en-AU"/>
+        </w:rPr>
+        <w:t>(</w:t>
+      </w:r>
+      <w:proofErr w:type="gramEnd"/>
+      <w:r>
+        <w:rPr>
+          <w:rFonts w:ascii="Arial" w:hAnsi="Arial" w:cs="Arial"/>
+          <w:lang w:val="en-AU"/>
+        </w:rPr>
+        <w:t>)</w:t>
+      </w:r>
     </w:p>
     <w:p/>
     <w:p>
       <w:pPr>
-        <w:spacing w:after="0"/>
-        <w:rPr>
-          <w:rFonts w:ascii="Courier New" w:hAnsi="Courier New" w:cs="Courier New"/>
-          <w:b/>
-          <w:bCs/>
+        <w:rPr>
           <w:color w:val="C00000"/>
         </w:rPr>
       </w:pPr>
       <w:r>
         <w:rPr>
-          <w:rFonts w:ascii="Courier New" w:hAnsi="Courier New" w:cs="Courier New"/>
-          <w:b/>
-          <w:bCs/>
           <w:color w:val="C00000"/>
         </w:rPr>
-        <w:t>#task1enhanced</w:t>
-      </w:r>
-    </w:p>
-    <w:p>
-      <w:pPr>
-        <w:spacing w:after="0"/>
-        <w:rPr>
-          <w:rFonts w:ascii="Courier New" w:hAnsi="Courier New" w:cs="Courier New"/>
-          <w:b/>
-          <w:bCs/>
-          <w:lang w:val="en-AU"/>
-        </w:rPr>
-      </w:pPr>
-      <w:r>
-        <w:rPr>
-          <w:rFonts w:ascii="Courier New" w:hAnsi="Courier New" w:cs="Courier New"/>
-          <w:b/>
-          <w:bCs/>
-          <w:lang w:val="en-AU"/>
-        </w:rPr>
-        <w:t># Use lists, dictionaries and functions to enhance the Python file</w:t>
-      </w:r>
-    </w:p>
-    <w:p>
-      <w:pPr>
-        <w:spacing w:after="0"/>
-        <w:rPr>
-          <w:rFonts w:ascii="Courier New" w:hAnsi="Courier New" w:cs="Courier New"/>
-          <w:b/>
-          <w:bCs/>
-          <w:lang w:val="en-AU"/>
-        </w:rPr>
-      </w:pPr>
-    </w:p>
-    <w:p>
-      <w:pPr>
-        <w:spacing w:after="0"/>
-        <w:rPr>
-          <w:rFonts w:ascii="Courier New" w:hAnsi="Courier New" w:cs="Courier New"/>
-          <w:b/>
-          <w:bCs/>
-          <w:lang w:val="en-AU"/>
-        </w:rPr>
-      </w:pPr>
-      <w:r>
-        <w:rPr>
-          <w:rFonts w:ascii="Courier New" w:hAnsi="Courier New" w:cs="Courier New"/>
-          <w:b/>
-          <w:bCs/>
-          <w:lang w:val="en-AU"/>
-        </w:rPr>
-        <w:t>appointments = []</w:t>
-      </w:r>
-    </w:p>
-    <w:p>
-      <w:pPr>
-        <w:spacing w:after="0"/>
-        <w:rPr>
-          <w:rFonts w:ascii="Courier New" w:hAnsi="Courier New" w:cs="Courier New"/>
-          <w:b/>
-          <w:bCs/>
-          <w:lang w:val="en-AU"/>
-        </w:rPr>
-      </w:pPr>
-    </w:p>
-    <w:p>
-      <w:pPr>
-        <w:spacing w:after="0"/>
-        <w:rPr>
-          <w:rFonts w:ascii="Courier New" w:hAnsi="Courier New" w:cs="Courier New"/>
-          <w:b/>
-          <w:bCs/>
-          <w:lang w:val="en-AU"/>
-        </w:rPr>
-      </w:pPr>
-      <w:r>
-        <w:rPr>
-          <w:rFonts w:ascii="Courier New" w:hAnsi="Courier New" w:cs="Courier New"/>
-          <w:b/>
-          <w:bCs/>
-          <w:lang w:val="en-AU"/>
-        </w:rPr>
-        <w:t>def book_appointment(patient_name, practitioner_name, appointment_time):</w:t>
-      </w:r>
-    </w:p>
-    <w:p>
-      <w:pPr>
-        <w:spacing w:after="0"/>
-        <w:rPr>
-          <w:rFonts w:ascii="Courier New" w:hAnsi="Courier New" w:cs="Courier New"/>
-          <w:b/>
-          <w:bCs/>
-          <w:lang w:val="en-AU"/>
-        </w:rPr>
-      </w:pPr>
-      <w:r>
-        <w:rPr>
-          <w:rFonts w:ascii="Courier New" w:hAnsi="Courier New" w:cs="Courier New"/>
-          <w:b/>
-          <w:bCs/>
-          <w:lang w:val="en-AU"/>
-        </w:rPr>
-        <w:t>    if not patient_name:</w:t>
-      </w:r>
-    </w:p>
-    <w:p>
-      <w:pPr>
-        <w:spacing w:after="0"/>
-        <w:rPr>
-          <w:rFonts w:ascii="Courier New" w:hAnsi="Courier New" w:cs="Courier New"/>
-          <w:b/>
-          <w:bCs/>
-          <w:lang w:val="en-AU"/>
-        </w:rPr>
-      </w:pPr>
-      <w:r>
-        <w:rPr>
-          <w:rFonts w:ascii="Courier New" w:hAnsi="Courier New" w:cs="Courier New"/>
-          <w:b/>
-          <w:bCs/>
-          <w:lang w:val="en-AU"/>
-        </w:rPr>
-        <w:t>        raise ValueError("Patient name cannot be empty")</w:t>
-      </w:r>
-    </w:p>
-    <w:p>
-      <w:pPr>
-        <w:spacing w:after="0"/>
-        <w:rPr>
-          <w:rFonts w:ascii="Courier New" w:hAnsi="Courier New" w:cs="Courier New"/>
-          <w:b/>
-          <w:bCs/>
-          <w:lang w:val="en-AU"/>
-        </w:rPr>
-      </w:pPr>
-      <w:r>
-        <w:rPr>
-          <w:rFonts w:ascii="Courier New" w:hAnsi="Courier New" w:cs="Courier New"/>
-          <w:b/>
-          <w:bCs/>
-          <w:lang w:val="en-AU"/>
-        </w:rPr>
-        <w:t>    appointment = {</w:t>
-      </w:r>
-    </w:p>
-    <w:p>
-      <w:pPr>
-        <w:spacing w:after="0"/>
-        <w:rPr>
-          <w:rFonts w:ascii="Courier New" w:hAnsi="Courier New" w:cs="Courier New"/>
-          <w:b/>
-          <w:bCs/>
-          <w:lang w:val="en-AU"/>
-        </w:rPr>
-      </w:pPr>
-      <w:r>
-        <w:rPr>
-          <w:rFonts w:ascii="Courier New" w:hAnsi="Courier New" w:cs="Courier New"/>
-          <w:b/>
-          <w:bCs/>
-          <w:lang w:val="en-AU"/>
-        </w:rPr>
-        <w:t>        "patient": patient_name,</w:t>
-      </w:r>
-    </w:p>
-    <w:p>
-      <w:pPr>
-        <w:spacing w:after="0"/>
-        <w:rPr>
-          <w:rFonts w:ascii="Courier New" w:hAnsi="Courier New" w:cs="Courier New"/>
-          <w:b/>
-          <w:bCs/>
-          <w:lang w:val="en-AU"/>
-        </w:rPr>
-      </w:pPr>
-      <w:r>
-        <w:rPr>
-          <w:rFonts w:ascii="Courier New" w:hAnsi="Courier New" w:cs="Courier New"/>
-          <w:b/>
-          <w:bCs/>
-          <w:lang w:val="en-AU"/>
-        </w:rPr>
-        <w:t>        "practitioner": practitioner_name,</w:t>
-      </w:r>
-    </w:p>
-    <w:p>
-      <w:pPr>
-        <w:spacing w:after="0"/>
-        <w:rPr>
-          <w:rFonts w:ascii="Courier New" w:hAnsi="Courier New" w:cs="Courier New"/>
-          <w:b/>
-          <w:bCs/>
-          <w:lang w:val="en-AU"/>
-        </w:rPr>
-      </w:pPr>
-      <w:r>
-        <w:rPr>
-          <w:rFonts w:ascii="Courier New" w:hAnsi="Courier New" w:cs="Courier New"/>
-          <w:b/>
-          <w:bCs/>
-          <w:lang w:val="en-AU"/>
-        </w:rPr>
-        <w:t>        "time": appointment_time</w:t>
-      </w:r>
-    </w:p>
-    <w:p>
-      <w:pPr>
-        <w:spacing w:after="0"/>
-        <w:rPr>
-          <w:rFonts w:ascii="Courier New" w:hAnsi="Courier New" w:cs="Courier New"/>
-          <w:b/>
-          <w:bCs/>
-          <w:lang w:val="en-AU"/>
-        </w:rPr>
-      </w:pPr>
-      <w:r>
-        <w:rPr>
-          <w:rFonts w:ascii="Courier New" w:hAnsi="Courier New" w:cs="Courier New"/>
-          <w:b/>
-          <w:bCs/>
-          <w:lang w:val="en-AU"/>
-        </w:rPr>
-        <w:t>    }</w:t>
-      </w:r>
-    </w:p>
-    <w:p>
-      <w:pPr>
-        <w:spacing w:after="0"/>
-        <w:rPr>
-          <w:rFonts w:ascii="Courier New" w:hAnsi="Courier New" w:cs="Courier New"/>
-          <w:b/>
-          <w:bCs/>
-          <w:lang w:val="en-AU"/>
-        </w:rPr>
-      </w:pPr>
-      <w:r>
-        <w:rPr>
-          <w:rFonts w:ascii="Courier New" w:hAnsi="Courier New" w:cs="Courier New"/>
-          <w:b/>
-          <w:bCs/>
-          <w:lang w:val="en-AU"/>
-        </w:rPr>
-        <w:t>    appointments.append(appointment)</w:t>
-      </w:r>
-    </w:p>
-    <w:p>
-      <w:pPr>
-        <w:spacing w:after="0"/>
-        <w:rPr>
-          <w:rFonts w:ascii="Courier New" w:hAnsi="Courier New" w:cs="Courier New"/>
-          <w:b/>
-          <w:bCs/>
-          <w:lang w:val="en-AU"/>
-        </w:rPr>
-      </w:pPr>
-    </w:p>
-    <w:p>
-      <w:pPr>
-        <w:spacing w:after="0"/>
-        <w:rPr>
-          <w:rFonts w:ascii="Courier New" w:hAnsi="Courier New" w:cs="Courier New"/>
-          <w:b/>
-          <w:bCs/>
-          <w:lang w:val="en-AU"/>
-        </w:rPr>
-      </w:pPr>
-      <w:r>
-        <w:rPr>
-          <w:rFonts w:ascii="Courier New" w:hAnsi="Courier New" w:cs="Courier New"/>
-          <w:b/>
-          <w:bCs/>
-          <w:lang w:val="en-AU"/>
-        </w:rPr>
-        <w:t>def display_appointments():</w:t>
-      </w:r>
-    </w:p>
-    <w:p>
-      <w:pPr>
-        <w:spacing w:after="0"/>
-        <w:rPr>
-          <w:rFonts w:ascii="Courier New" w:hAnsi="Courier New" w:cs="Courier New"/>
-          <w:b/>
-          <w:bCs/>
-          <w:lang w:val="en-AU"/>
-        </w:rPr>
-      </w:pPr>
-      <w:r>
-        <w:rPr>
-          <w:rFonts w:ascii="Courier New" w:hAnsi="Courier New" w:cs="Courier New"/>
-          <w:b/>
-          <w:bCs/>
-          <w:lang w:val="en-AU"/>
-        </w:rPr>
-        <w:t>    if not appointments:</w:t>
-      </w:r>
-    </w:p>
-    <w:p>
-      <w:pPr>
-        <w:spacing w:after="0"/>
-        <w:rPr>
-          <w:rFonts w:ascii="Courier New" w:hAnsi="Courier New" w:cs="Courier New"/>
-          <w:b/>
-          <w:bCs/>
-          <w:lang w:val="en-AU"/>
-        </w:rPr>
-      </w:pPr>
-      <w:r>
-        <w:rPr>
-          <w:rFonts w:ascii="Courier New" w:hAnsi="Courier New" w:cs="Courier New"/>
-          <w:b/>
-          <w:bCs/>
-          <w:lang w:val="en-AU"/>
-        </w:rPr>
-        <w:t>        print("No appointments recorded.")</w:t>
-      </w:r>
-    </w:p>
-    <w:p>
-      <w:pPr>
-        <w:spacing w:after="0"/>
-        <w:rPr>
-          <w:rFonts w:ascii="Courier New" w:hAnsi="Courier New" w:cs="Courier New"/>
-          <w:b/>
-          <w:bCs/>
-          <w:lang w:val="en-AU"/>
-        </w:rPr>
-      </w:pPr>
-      <w:r>
-        <w:rPr>
-          <w:rFonts w:ascii="Courier New" w:hAnsi="Courier New" w:cs="Courier New"/>
-          <w:b/>
-          <w:bCs/>
-          <w:lang w:val="en-AU"/>
-        </w:rPr>
-        <w:t>        return</w:t>
-      </w:r>
-    </w:p>
-    <w:p>
-      <w:pPr>
-        <w:spacing w:after="0"/>
-        <w:rPr>
-          <w:rFonts w:ascii="Courier New" w:hAnsi="Courier New" w:cs="Courier New"/>
-          <w:b/>
-          <w:bCs/>
-          <w:lang w:val="en-AU"/>
-        </w:rPr>
-      </w:pPr>
-      <w:r>
-        <w:rPr>
-          <w:rFonts w:ascii="Courier New" w:hAnsi="Courier New" w:cs="Courier New"/>
-          <w:b/>
-          <w:bCs/>
-          <w:lang w:val="en-AU"/>
-        </w:rPr>
-        <w:t>    for appointment in appointments:</w:t>
-      </w:r>
-    </w:p>
-    <w:p>
-      <w:pPr>
-        <w:spacing w:after="0"/>
-        <w:rPr>
-          <w:rFonts w:ascii="Courier New" w:hAnsi="Courier New" w:cs="Courier New"/>
-          <w:b/>
-          <w:bCs/>
-          <w:lang w:val="en-AU"/>
-        </w:rPr>
-      </w:pPr>
-      <w:r>
-        <w:rPr>
-          <w:rFonts w:ascii="Courier New" w:hAnsi="Courier New" w:cs="Courier New"/>
-          <w:b/>
-          <w:bCs/>
-          <w:lang w:val="en-AU"/>
-        </w:rPr>
-        <w:t>        print(f"Patient: {appointment['patient']} | Practitioner: {appointment['practitioner']} | Time: {appointment['time']}")</w:t>
-      </w:r>
-    </w:p>
-    <w:p>
-      <w:pPr>
-        <w:spacing w:after="0"/>
-        <w:rPr>
-          <w:rFonts w:ascii="Courier New" w:hAnsi="Courier New" w:cs="Courier New"/>
-          <w:b/>
-          <w:bCs/>
-          <w:lang w:val="en-AU"/>
-        </w:rPr>
-      </w:pPr>
-    </w:p>
-    <w:p>
-      <w:pPr>
-        <w:spacing w:after="0"/>
-        <w:rPr>
-          <w:rFonts w:ascii="Courier New" w:hAnsi="Courier New" w:cs="Courier New"/>
-          <w:b/>
-          <w:bCs/>
-          <w:lang w:val="en-AU"/>
-        </w:rPr>
-      </w:pPr>
-      <w:r>
-        <w:rPr>
-          <w:rFonts w:ascii="Courier New" w:hAnsi="Courier New" w:cs="Courier New"/>
-          <w:b/>
-          <w:bCs/>
-          <w:lang w:val="en-AU"/>
-        </w:rPr>
-        <w:t>print("Welcome to SmartCare: The Clinical Appointment Booking System!")</w:t>
-      </w:r>
-    </w:p>
-    <w:p>
-      <w:pPr>
-        <w:spacing w:after="0"/>
-        <w:rPr>
-          <w:rFonts w:ascii="Courier New" w:hAnsi="Courier New" w:cs="Courier New"/>
-          <w:b/>
-          <w:bCs/>
-          <w:lang w:val="en-AU"/>
-        </w:rPr>
-      </w:pPr>
-      <w:r>
-        <w:rPr>
-          <w:rFonts w:ascii="Courier New" w:hAnsi="Courier New" w:cs="Courier New"/>
-          <w:b/>
-          <w:bCs/>
-          <w:lang w:val="en-AU"/>
-        </w:rPr>
-        <w:t>book_appointment('Alice Smith', 'Dr. John Doe', '2024-07-20 10:00 AM')</w:t>
-      </w:r>
-    </w:p>
-    <w:p>
-      <w:pPr>
-        <w:spacing w:after="0"/>
-        <w:rPr>
-          <w:rFonts w:ascii="Courier New" w:hAnsi="Courier New" w:cs="Courier New"/>
-          <w:b/>
-          <w:bCs/>
-          <w:lang w:val="en-AU"/>
-        </w:rPr>
-      </w:pPr>
-      <w:r>
-        <w:rPr>
-          <w:rFonts w:ascii="Courier New" w:hAnsi="Courier New" w:cs="Courier New"/>
-          <w:b/>
-          <w:bCs/>
-          <w:lang w:val="en-AU"/>
-        </w:rPr>
-        <w:t>book_appointment('Bob Johnson', 'Dr. Jane Roe', '2024-07-20 11:30 AM')</w:t>
-      </w:r>
-    </w:p>
-    <w:p>
-      <w:pPr>
-        <w:spacing w:after="0"/>
-        <w:rPr>
-          <w:rFonts w:ascii="Courier New" w:hAnsi="Courier New" w:cs="Courier New"/>
-          <w:b/>
-          <w:bCs/>
-          <w:lang w:val="en-AU"/>
-        </w:rPr>
-      </w:pPr>
-      <w:r>
-        <w:rPr>
-          <w:rFonts w:ascii="Courier New" w:hAnsi="Courier New" w:cs="Courier New"/>
-          <w:b/>
-          <w:bCs/>
-          <w:lang w:val="en-AU"/>
-        </w:rPr>
-        <w:t>display_appointments()</w:t>
-      </w:r>
-    </w:p>
-    <w:p/>
-    <w:p>
-      <w:pPr>
+        <w:t xml:space="preserve">^ Now, </w:t>
+      </w:r>
+      <w:proofErr w:type="gramStart"/>
+      <w:r>
         <w:rPr>
           <w:color w:val="C00000"/>
         </w:rPr>
-      </w:pPr>
+        <w:t>run  both</w:t>
+      </w:r>
+      <w:proofErr w:type="gramEnd"/>
       <w:r>
         <w:rPr>
           <w:color w:val="C00000"/>
         </w:rPr>
-        <w:t>^ Now, run  both programs , and identify at least five limitations.</w:t>
+        <w:t xml:space="preserve"> </w:t>
+      </w:r>
+      <w:proofErr w:type="gramStart"/>
+      <w:r>
+        <w:rPr>
+          <w:color w:val="C00000"/>
+        </w:rPr>
+        <w:t>programs ,</w:t>
+      </w:r>
+      <w:proofErr w:type="gramEnd"/>
+      <w:r>
+        <w:rPr>
+          <w:color w:val="C00000"/>
+        </w:rPr>
+        <w:t xml:space="preserve"> and identify at least five limitations.</w:t>
       </w:r>
     </w:p>
     <w:p>
@@ -1017,7 +1340,6 @@
           <w:bCs/>
           <w:lang w:val="en-AU"/>
         </w:rPr>
-        <w:lastRenderedPageBreak/>
         <w:t>No persistence</w:t>
       </w:r>
       <w:r>
@@ -1068,6 +1390,7 @@
           <w:bCs/>
           <w:lang w:val="en-AU"/>
         </w:rPr>
+        <w:lastRenderedPageBreak/>
         <w:t>No duplicate-booking check</w:t>
       </w:r>
       <w:r>
@@ -1154,13 +1477,7 @@
         <w:rPr>
           <w:lang w:val="en-AU"/>
         </w:rPr>
-        <w:t>patient’s</w:t>
-      </w:r>
-      <w:r>
-        <w:rPr>
-          <w:lang w:val="en-AU"/>
-        </w:rPr>
-        <w:t xml:space="preserve"> name isn't empty</w:t>
+        <w:t>patient’s name isn't empty</w:t>
       </w:r>
       <w:r>
         <w:rPr>
@@ -1253,11 +1570,33 @@
         </w:rPr>
         <w:t>The function “</w:t>
       </w:r>
-      <w:r>
-        <w:rPr>
-          <w:lang w:val="en-AU"/>
-        </w:rPr>
-        <w:t>display_appointments()</w:t>
+      <w:proofErr w:type="spellStart"/>
+      <w:r>
+        <w:rPr>
+          <w:lang w:val="en-AU"/>
+        </w:rPr>
+        <w:t>display_</w:t>
+      </w:r>
+      <w:proofErr w:type="gramStart"/>
+      <w:r>
+        <w:rPr>
+          <w:lang w:val="en-AU"/>
+        </w:rPr>
+        <w:t>appointments</w:t>
+      </w:r>
+      <w:proofErr w:type="spellEnd"/>
+      <w:r>
+        <w:rPr>
+          <w:lang w:val="en-AU"/>
+        </w:rPr>
+        <w:t>(</w:t>
+      </w:r>
+      <w:proofErr w:type="gramEnd"/>
+      <w:r>
+        <w:rPr>
+          <w:lang w:val="en-AU"/>
+        </w:rPr>
+        <w:t>)</w:t>
       </w:r>
       <w:r>
         <w:rPr>
@@ -1381,8 +1720,21 @@
       <w:r>
         <w:t>“</w:t>
       </w:r>
-      <w:r>
-        <w:t>book_appointment()</w:t>
+      <w:proofErr w:type="spellStart"/>
+      <w:r>
+        <w:t>book_</w:t>
+      </w:r>
+      <w:proofErr w:type="gramStart"/>
+      <w:r>
+        <w:t>appointment</w:t>
+      </w:r>
+      <w:proofErr w:type="spellEnd"/>
+      <w:r>
+        <w:t>(</w:t>
+      </w:r>
+      <w:proofErr w:type="gramEnd"/>
+      <w:r>
+        <w:t>)</w:t>
       </w:r>
       <w:r>
         <w:t>”</w:t>
@@ -1399,8 +1751,26 @@
       <w:r>
         <w:t>“</w:t>
       </w:r>
-      <w:r>
-        <w:t>display_appointments()</w:t>
+      <w:proofErr w:type="spellStart"/>
+      <w:proofErr w:type="gramStart"/>
+      <w:r>
+        <w:t>display</w:t>
+      </w:r>
+      <w:proofErr w:type="gramEnd"/>
+      <w:r>
+        <w:t>_</w:t>
+      </w:r>
+      <w:proofErr w:type="gramStart"/>
+      <w:r>
+        <w:t>appointments</w:t>
+      </w:r>
+      <w:proofErr w:type="spellEnd"/>
+      <w:r>
+        <w:t>(</w:t>
+      </w:r>
+      <w:proofErr w:type="gramEnd"/>
+      <w:r>
+        <w:t>)</w:t>
       </w:r>
       <w:r>
         <w:t>”</w:t>
@@ -1446,7 +1816,49 @@
         <w:rPr>
           <w:lang w:val="en-AU"/>
         </w:rPr>
-        <w:t xml:space="preserve">No validation on practitioner_name or appointment_time (only patient_name is checked). </w:t>
+        <w:t xml:space="preserve">No validation on </w:t>
+      </w:r>
+      <w:proofErr w:type="spellStart"/>
+      <w:r>
+        <w:rPr>
+          <w:lang w:val="en-AU"/>
+        </w:rPr>
+        <w:t>practitioner_name</w:t>
+      </w:r>
+      <w:proofErr w:type="spellEnd"/>
+      <w:r>
+        <w:rPr>
+          <w:lang w:val="en-AU"/>
+        </w:rPr>
+        <w:t xml:space="preserve"> or </w:t>
+      </w:r>
+      <w:proofErr w:type="spellStart"/>
+      <w:r>
+        <w:rPr>
+          <w:lang w:val="en-AU"/>
+        </w:rPr>
+        <w:t>appointment_time</w:t>
+      </w:r>
+      <w:proofErr w:type="spellEnd"/>
+      <w:r>
+        <w:rPr>
+          <w:lang w:val="en-AU"/>
+        </w:rPr>
+        <w:t xml:space="preserve"> (only </w:t>
+      </w:r>
+      <w:proofErr w:type="spellStart"/>
+      <w:r>
+        <w:rPr>
+          <w:lang w:val="en-AU"/>
+        </w:rPr>
+        <w:t>patient_name</w:t>
+      </w:r>
+      <w:proofErr w:type="spellEnd"/>
+      <w:r>
+        <w:rPr>
+          <w:lang w:val="en-AU"/>
+        </w:rPr>
+        <w:t xml:space="preserve"> is checked). </w:t>
       </w:r>
     </w:p>
     <w:p>
@@ -1487,10 +1899,7 @@
     </w:p>
     <w:p>
       <w:r>
-        <w:t xml:space="preserve">3. </w:t>
-      </w:r>
-      <w:r>
-        <w:t>Suggest improvements.</w:t>
+        <w:t>3. Suggest improvements.</w:t>
       </w:r>
       <w:r>
         <w:br/>
@@ -1513,7 +1922,31 @@
         <w:ind w:left="720"/>
       </w:pPr>
       <w:r>
-        <w:t>(1) What would happen if you called book_appointment('Alice', 'Dr. Doe', '')</w:t>
+        <w:t xml:space="preserve">(1) What would happen if you called </w:t>
+      </w:r>
+      <w:proofErr w:type="spellStart"/>
+      <w:r>
+        <w:t>book_</w:t>
+      </w:r>
+      <w:proofErr w:type="gramStart"/>
+      <w:r>
+        <w:t>appointment</w:t>
+      </w:r>
+      <w:proofErr w:type="spellEnd"/>
+      <w:r>
+        <w:t>(</w:t>
+      </w:r>
+      <w:proofErr w:type="gramEnd"/>
+      <w:r>
+        <w:t>'Alice', 'Dr. Doe</w:t>
+      </w:r>
+      <w:proofErr w:type="gramStart"/>
+      <w:r>
+        <w:t>', '</w:t>
+      </w:r>
+      <w:proofErr w:type="gramEnd"/>
+      <w:r>
+        <w:t>')</w:t>
       </w:r>
       <w:r>
         <w:t>,</w:t>
@@ -1525,7 +1958,15 @@
         <w:br/>
       </w:r>
       <w:r>
-        <w:t>(2) Why does appointments need to be defined outside the function rather than inside it?</w:t>
+        <w:t xml:space="preserve">(2) Why </w:t>
+      </w:r>
+      <w:proofErr w:type="gramStart"/>
+      <w:r>
+        <w:t>does</w:t>
+      </w:r>
+      <w:proofErr w:type="gramEnd"/>
+      <w:r>
+        <w:t xml:space="preserve"> appointments need to be defined outside the function rather than inside it?</w:t>
       </w:r>
     </w:p>
     <w:p>
@@ -1625,7 +2066,15 @@
           </w:tcPr>
           <w:p>
             <w:r>
-              <w:t>Yes, but the ID-based dict adds a layer of complexity beginners may not expect</w:t>
+              <w:t xml:space="preserve">Yes, but the ID-based </w:t>
+            </w:r>
+            <w:proofErr w:type="spellStart"/>
+            <w:r>
+              <w:t>dict</w:t>
+            </w:r>
+            <w:proofErr w:type="spellEnd"/>
+            <w:r>
+              <w:t xml:space="preserve"> adds a layer of complexity beginners may not expect</w:t>
             </w:r>
           </w:p>
         </w:tc>
@@ -1636,8 +2085,13 @@
             <w:tcW w:w="3360" w:type="dxa"/>
           </w:tcPr>
           <w:p>
+            <w:proofErr w:type="gramStart"/>
             <w:r>
-              <w:t>Runs successfully?</w:t>
+              <w:t>Runs</w:t>
+            </w:r>
+            <w:proofErr w:type="gramEnd"/>
+            <w:r>
+              <w:t xml:space="preserve"> successfully?</w:t>
             </w:r>
           </w:p>
         </w:tc>
@@ -1669,7 +2123,6 @@
           </w:tcPr>
           <w:p>
             <w:r>
-              <w:lastRenderedPageBreak/>
               <w:t>Uses only required features?</w:t>
             </w:r>
           </w:p>
@@ -1702,6 +2155,7 @@
           </w:tcPr>
           <w:p>
             <w:r>
+              <w:lastRenderedPageBreak/>
               <w:t>Adds assumptions?</w:t>
             </w:r>
           </w:p>
@@ -1833,8 +2287,13 @@
       <w:r>
         <w:t>“</w:t>
       </w:r>
-      <w:r>
-        <w:t>ValueError: Patient name cannot be empty</w:t>
+      <w:proofErr w:type="spellStart"/>
+      <w:r>
+        <w:t>ValueError</w:t>
+      </w:r>
+      <w:proofErr w:type="spellEnd"/>
+      <w:r>
+        <w:t>: Patient name cannot be empty</w:t>
       </w:r>
       <w:r>
         <w:t>”</w:t>
@@ -1865,7 +2324,23 @@
         <w:pStyle w:val="ListBullet"/>
       </w:pPr>
       <w:r>
-        <w:t>Strange input such as patient_name=None or appointment_time=None</w:t>
+        <w:t xml:space="preserve">Strange input such as </w:t>
+      </w:r>
+      <w:proofErr w:type="spellStart"/>
+      <w:r>
+        <w:t>patient_name</w:t>
+      </w:r>
+      <w:proofErr w:type="spellEnd"/>
+      <w:r>
+        <w:t xml:space="preserve">=None or </w:t>
+      </w:r>
+      <w:proofErr w:type="spellStart"/>
+      <w:r>
+        <w:t>appointment_time</w:t>
+      </w:r>
+      <w:proofErr w:type="spellEnd"/>
+      <w:r>
+        <w:t>=None</w:t>
       </w:r>
       <w:r>
         <w:t xml:space="preserve"> - </w:t>
@@ -1884,7 +2359,28 @@
     </w:p>
     <w:p>
       <w:r>
-        <w:t>Choose exactly one controlled improvement, for example: if not patient_name: raise ValueError("Patient name cannot be empty")</w:t>
+        <w:t xml:space="preserve">Choose exactly one controlled improvement, for example: if not </w:t>
+      </w:r>
+      <w:proofErr w:type="spellStart"/>
+      <w:r>
+        <w:t>patient_name</w:t>
+      </w:r>
+      <w:proofErr w:type="spellEnd"/>
+      <w:r>
+        <w:t xml:space="preserve">: raise </w:t>
+      </w:r>
+      <w:proofErr w:type="spellStart"/>
+      <w:proofErr w:type="gramStart"/>
+      <w:r>
+        <w:t>ValueError</w:t>
+      </w:r>
+      <w:proofErr w:type="spellEnd"/>
+      <w:r>
+        <w:t>(</w:t>
+      </w:r>
+      <w:proofErr w:type="gramEnd"/>
+      <w:r>
+        <w:t>"Patient name cannot be empty")</w:t>
       </w:r>
     </w:p>
     <w:p>
@@ -1931,8 +2427,13 @@
     <w:p/>
     <w:p>
       <w:r>
-        <w:t>The first build</w:t>
-      </w:r>
+        <w:t xml:space="preserve">The first </w:t>
+      </w:r>
+      <w:proofErr w:type="gramStart"/>
+      <w:r>
+        <w:t>build</w:t>
+      </w:r>
+      <w:proofErr w:type="gramEnd"/>
       <w:r>
         <w:t xml:space="preserve"> </w:t>
       </w:r>
@@ -2005,8 +2506,21 @@
         <w:rPr>
           <w:lang w:val="en-AU"/>
         </w:rPr>
-        <w:lastRenderedPageBreak/>
-        <w:t>However, AI made assumptions about my existing code and data structure. For example, its suggested code changed the appointments structure from a list to a dictionary but still used methods such as append(), which would not work with a dictionary. It also used different dictionary key names from my original program.</w:t>
+        <w:t xml:space="preserve">However, AI made assumptions about my existing code and data structure. For example, its suggested code changed the appointments structure from a list to a dictionary but still used methods such as </w:t>
+      </w:r>
+      <w:proofErr w:type="gramStart"/>
+      <w:r>
+        <w:rPr>
+          <w:lang w:val="en-AU"/>
+        </w:rPr>
+        <w:t>append(</w:t>
+      </w:r>
+      <w:proofErr w:type="gramEnd"/>
+      <w:r>
+        <w:rPr>
+          <w:lang w:val="en-AU"/>
+        </w:rPr>
+        <w:t>), which would not work with a dictionary. It also used different dictionary key names from my original program.</w:t>
       </w:r>
     </w:p>
     <w:p>
@@ -2019,7 +2533,22 @@
         <w:rPr>
           <w:lang w:val="en-AU"/>
         </w:rPr>
-        <w:t>I verified the AI output by reading the code carefully and checking whether the data structures, variable names, and functions were consistent. I also considered whether the proposed changes actually solved the booking problem.</w:t>
+        <w:lastRenderedPageBreak/>
+        <w:t xml:space="preserve">I verified the AI output by reading the code carefully and checking whether the data structures, variable names, and functions were consistent. I also considered whether the proposed changes </w:t>
+      </w:r>
+      <w:proofErr w:type="gramStart"/>
+      <w:r>
+        <w:rPr>
+          <w:lang w:val="en-AU"/>
+        </w:rPr>
+        <w:t>actually solved</w:t>
+      </w:r>
+      <w:proofErr w:type="gramEnd"/>
+      <w:r>
+        <w:rPr>
+          <w:lang w:val="en-AU"/>
+        </w:rPr>
+        <w:t xml:space="preserve"> the booking problem.</w:t>
       </w:r>
     </w:p>
     <w:p>
@@ -3095,6 +3624,7 @@
   <w:style w:type="character" w:default="1" w:styleId="DefaultParagraphFont">
     <w:name w:val="Default Paragraph Font"/>
     <w:uiPriority w:val="1"/>
+    <w:semiHidden/>
     <w:unhideWhenUsed/>
   </w:style>
   <w:style w:type="table" w:default="1" w:styleId="TableNormal">
